--- a/Knowledge/3-Work knowledge/1-Software Engineering/2-Testing/5-My Source/1-ISTQB Foundation Level/8-Defect Management/2-8-Defect Closure.docx
+++ b/Knowledge/3-Work knowledge/1-Software Engineering/2-Testing/5-My Source/1-ISTQB Foundation Level/8-Defect Management/2-8-Defect Closure.docx
@@ -36,51 +36,77 @@
       </w:pPr>
       <w:r>
         <w:rPr>
-          <w:b/>
-          <w:shd w:val="clear" w:color="auto" w:fill="B7B7B7"/>
-        </w:rPr>
-        <w:t># Source</w:t>
-      </w:r>
-      <w:r>
-        <w:rPr>
-          <w:shd w:val="clear" w:color="auto" w:fill="B7B7B7"/>
-        </w:rPr>
-        <w:t xml:space="preserve">: </w:t>
-      </w:r>
-      <w:r>
-        <w:rPr>
-          <w:b/>
-          <w:shd w:val="clear" w:color="auto" w:fill="B7B7B7"/>
-        </w:rPr>
-        <w:t xml:space="preserve">Chatgpt </w:t>
-      </w:r>
-      <w:r>
-        <w:rPr>
-          <w:b/>
-          <w:sz w:val="14"/>
-          <w:szCs w:val="14"/>
-          <w:shd w:val="clear" w:color="auto" w:fill="B7B7B7"/>
-        </w:rPr>
-        <w:t>(GPT</w:t>
-      </w:r>
-      <w:r>
-        <w:rPr>
-          <w:rFonts w:ascii="Cambria Math" w:hAnsi="Cambria Math" w:cs="Cambria Math"/>
-          <w:b/>
-          <w:sz w:val="14"/>
-          <w:szCs w:val="14"/>
-          <w:shd w:val="clear" w:color="auto" w:fill="B7B7B7"/>
+          <w:rFonts w:ascii="Arial" w:eastAsia="Arial" w:hAnsi="Arial" w:cs="Arial"/>
+          <w:b/>
+          <w:color w:val="000000"/>
+          <w:sz w:val="18"/>
+          <w:highlight w:val="lightGray"/>
+        </w:rPr>
+        <w:t># Source: AI Source: Provided by: [Data Path</w:t>
+      </w:r>
+      <w:r>
+        <w:rPr>
+          <w:rFonts w:ascii="Arial" w:eastAsia="Arial" w:hAnsi="Arial" w:cs="Arial"/>
+          <w:color w:val="000000"/>
+          <w:sz w:val="18"/>
+          <w:highlight w:val="lightGray"/>
+        </w:rPr>
+        <w:t xml:space="preserve">: Persons Table -&gt; ID Column: 1, Name_En Column: Motasem Essam] -&gt; </w:t>
+      </w:r>
+      <w:r>
+        <w:rPr>
+          <w:rFonts w:ascii="Arial" w:eastAsia="Arial" w:hAnsi="Arial" w:cs="Arial"/>
+          <w:b/>
+          <w:color w:val="000000"/>
+          <w:sz w:val="18"/>
+          <w:highlight w:val="lightGray"/>
+        </w:rPr>
+        <w:t>From:</w:t>
+      </w:r>
+      <w:r>
+        <w:rPr>
+          <w:rFonts w:ascii="Arial" w:eastAsia="Arial" w:hAnsi="Arial" w:cs="Arial"/>
+          <w:color w:val="000000"/>
+          <w:sz w:val="18"/>
+          <w:highlight w:val="lightGray"/>
+        </w:rPr>
+        <w:t xml:space="preserve"> [Chatgpt (GPT</w:t>
+      </w:r>
+      <w:r>
+        <w:rPr>
+          <w:rFonts w:ascii="Arial" w:eastAsia="Arial" w:hAnsi="Arial" w:cs="Cambria Math"/>
+          <w:color w:val="000000"/>
+          <w:sz w:val="18"/>
+          <w:highlight w:val="lightGray"/>
         </w:rPr>
         <w:t>‑</w:t>
       </w:r>
       <w:r>
         <w:rPr>
-          <w:b/>
-          <w:sz w:val="14"/>
-          <w:szCs w:val="14"/>
-          <w:shd w:val="clear" w:color="auto" w:fill="B7B7B7"/>
-        </w:rPr>
-        <w:t>5 Mini) at [8/18/2025]</w:t>
+          <w:rFonts w:ascii="Arial" w:eastAsia="Arial" w:hAnsi="Arial" w:cs="Arial"/>
+          <w:color w:val="000000"/>
+          <w:sz w:val="18"/>
+          <w:highlight w:val="lightGray"/>
+        </w:rPr>
+        <w:t xml:space="preserve">5 Mini)] </w:t>
+      </w:r>
+      <w:r>
+        <w:rPr>
+          <w:rFonts w:ascii="Arial" w:eastAsia="Arial" w:hAnsi="Arial" w:cs="Arial"/>
+          <w:b/>
+          <w:color w:val="000000"/>
+          <w:sz w:val="18"/>
+          <w:highlight w:val="lightGray"/>
+        </w:rPr>
+        <w:t>on</w:t>
+      </w:r>
+      <w:r>
+        <w:rPr>
+          <w:rFonts w:ascii="Arial" w:eastAsia="Arial" w:hAnsi="Arial"/>
+          <w:sz w:val="18"/>
+          <w:highlight w:val="lightGray"/>
+        </w:rPr>
+        <w:t xml:space="preserve"> [8/18/2025]</w:t>
       </w:r>
     </w:p>
     <w:p>
@@ -150,7 +176,7 @@
           <w:ilvl w:val="0"/>
           <w:numId w:val="2"/>
         </w:numPr>
-        <w:spacing w:before="240"/>
+        <w:spacing w:before="240" w:after="0" w:line="276" w:lineRule="auto"/>
       </w:pPr>
       <w:r>
         <w:rPr>
@@ -184,6 +210,7 @@
           <w:ilvl w:val="0"/>
           <w:numId w:val="2"/>
         </w:numPr>
+        <w:spacing w:after="0" w:line="276" w:lineRule="auto"/>
         <w:rPr>
           <w:rFonts w:ascii="Roboto Mono" w:eastAsia="Roboto Mono" w:hAnsi="Roboto Mono" w:cs="Roboto Mono"/>
         </w:rPr>
@@ -207,7 +234,7 @@
           <w:ilvl w:val="0"/>
           <w:numId w:val="2"/>
         </w:numPr>
-        <w:spacing w:after="240"/>
+        <w:spacing w:after="240" w:line="276" w:lineRule="auto"/>
         <w:rPr>
           <w:rFonts w:ascii="Roboto Mono" w:eastAsia="Roboto Mono" w:hAnsi="Roboto Mono" w:cs="Roboto Mono"/>
         </w:rPr>
@@ -227,7 +254,7 @@
     </w:p>
     <w:p>
       <w:r>
-        <w:pict w14:anchorId="122014EF">
+        <w:pict w14:anchorId="1941C220">
           <v:rect id="_x0000_i1025" style="width:0;height:1.5pt" o:hralign="center" o:hrstd="t" o:hr="t" fillcolor="#a0a0a0" stroked="f"/>
         </w:pict>
       </w:r>
@@ -248,51 +275,77 @@
       </w:pPr>
       <w:r>
         <w:rPr>
-          <w:b/>
-          <w:shd w:val="clear" w:color="auto" w:fill="B7B7B7"/>
-        </w:rPr>
-        <w:t># Source</w:t>
-      </w:r>
-      <w:r>
-        <w:rPr>
-          <w:shd w:val="clear" w:color="auto" w:fill="B7B7B7"/>
-        </w:rPr>
-        <w:t xml:space="preserve">: </w:t>
-      </w:r>
-      <w:r>
-        <w:rPr>
-          <w:b/>
-          <w:shd w:val="clear" w:color="auto" w:fill="B7B7B7"/>
-        </w:rPr>
-        <w:t xml:space="preserve">Chatgpt </w:t>
-      </w:r>
-      <w:r>
-        <w:rPr>
-          <w:b/>
-          <w:sz w:val="14"/>
-          <w:szCs w:val="14"/>
-          <w:shd w:val="clear" w:color="auto" w:fill="B7B7B7"/>
-        </w:rPr>
-        <w:t>(GPT</w:t>
-      </w:r>
-      <w:r>
-        <w:rPr>
-          <w:rFonts w:ascii="Cambria Math" w:hAnsi="Cambria Math" w:cs="Cambria Math"/>
-          <w:b/>
-          <w:sz w:val="14"/>
-          <w:szCs w:val="14"/>
-          <w:shd w:val="clear" w:color="auto" w:fill="B7B7B7"/>
+          <w:rFonts w:ascii="Arial" w:eastAsia="Arial" w:hAnsi="Arial" w:cs="Arial"/>
+          <w:b/>
+          <w:color w:val="000000"/>
+          <w:sz w:val="18"/>
+          <w:highlight w:val="lightGray"/>
+        </w:rPr>
+        <w:t># Source: AI Source: Provided by: [Data Path</w:t>
+      </w:r>
+      <w:r>
+        <w:rPr>
+          <w:rFonts w:ascii="Arial" w:eastAsia="Arial" w:hAnsi="Arial" w:cs="Arial"/>
+          <w:color w:val="000000"/>
+          <w:sz w:val="18"/>
+          <w:highlight w:val="lightGray"/>
+        </w:rPr>
+        <w:t xml:space="preserve">: Persons Table -&gt; ID Column: 1, Name_En Column: Motasem Essam] -&gt; </w:t>
+      </w:r>
+      <w:r>
+        <w:rPr>
+          <w:rFonts w:ascii="Arial" w:eastAsia="Arial" w:hAnsi="Arial" w:cs="Arial"/>
+          <w:b/>
+          <w:color w:val="000000"/>
+          <w:sz w:val="18"/>
+          <w:highlight w:val="lightGray"/>
+        </w:rPr>
+        <w:t>From:</w:t>
+      </w:r>
+      <w:r>
+        <w:rPr>
+          <w:rFonts w:ascii="Arial" w:eastAsia="Arial" w:hAnsi="Arial" w:cs="Arial"/>
+          <w:color w:val="000000"/>
+          <w:sz w:val="18"/>
+          <w:highlight w:val="lightGray"/>
+        </w:rPr>
+        <w:t xml:space="preserve"> [Chatgpt (GPT</w:t>
+      </w:r>
+      <w:r>
+        <w:rPr>
+          <w:rFonts w:ascii="Arial" w:eastAsia="Arial" w:hAnsi="Arial" w:cs="Cambria Math"/>
+          <w:color w:val="000000"/>
+          <w:sz w:val="18"/>
+          <w:highlight w:val="lightGray"/>
         </w:rPr>
         <w:t>‑</w:t>
       </w:r>
       <w:r>
         <w:rPr>
-          <w:b/>
-          <w:sz w:val="14"/>
-          <w:szCs w:val="14"/>
-          <w:shd w:val="clear" w:color="auto" w:fill="B7B7B7"/>
-        </w:rPr>
-        <w:t>5 Mini) at [8/18/2025]</w:t>
+          <w:rFonts w:ascii="Arial" w:eastAsia="Arial" w:hAnsi="Arial" w:cs="Arial"/>
+          <w:color w:val="000000"/>
+          <w:sz w:val="18"/>
+          <w:highlight w:val="lightGray"/>
+        </w:rPr>
+        <w:t xml:space="preserve">5 Mini)] </w:t>
+      </w:r>
+      <w:r>
+        <w:rPr>
+          <w:rFonts w:ascii="Arial" w:eastAsia="Arial" w:hAnsi="Arial" w:cs="Arial"/>
+          <w:b/>
+          <w:color w:val="000000"/>
+          <w:sz w:val="18"/>
+          <w:highlight w:val="lightGray"/>
+        </w:rPr>
+        <w:t>on</w:t>
+      </w:r>
+      <w:r>
+        <w:rPr>
+          <w:rFonts w:ascii="Arial" w:eastAsia="Arial" w:hAnsi="Arial"/>
+          <w:sz w:val="18"/>
+          <w:highlight w:val="lightGray"/>
+        </w:rPr>
+        <w:t xml:space="preserve"> [8/18/2025]</w:t>
       </w:r>
     </w:p>
     <w:p>
@@ -301,7 +354,7 @@
           <w:ilvl w:val="0"/>
           <w:numId w:val="3"/>
         </w:numPr>
-        <w:spacing w:before="240"/>
+        <w:spacing w:before="240" w:after="0" w:line="276" w:lineRule="auto"/>
       </w:pPr>
       <w:r>
         <w:rPr>
@@ -329,6 +382,7 @@
           <w:ilvl w:val="0"/>
           <w:numId w:val="3"/>
         </w:numPr>
+        <w:spacing w:after="0" w:line="276" w:lineRule="auto"/>
       </w:pPr>
       <w:r>
         <w:rPr>
@@ -356,6 +410,7 @@
           <w:ilvl w:val="0"/>
           <w:numId w:val="3"/>
         </w:numPr>
+        <w:spacing w:after="0" w:line="276" w:lineRule="auto"/>
       </w:pPr>
       <w:r>
         <w:rPr>
@@ -383,6 +438,7 @@
           <w:ilvl w:val="0"/>
           <w:numId w:val="3"/>
         </w:numPr>
+        <w:spacing w:after="0" w:line="276" w:lineRule="auto"/>
       </w:pPr>
       <w:r>
         <w:rPr>
@@ -410,7 +466,7 @@
           <w:ilvl w:val="0"/>
           <w:numId w:val="3"/>
         </w:numPr>
-        <w:spacing w:after="240"/>
+        <w:spacing w:after="240" w:line="276" w:lineRule="auto"/>
       </w:pPr>
       <w:r>
         <w:rPr>
@@ -447,7 +503,7 @@
     </w:p>
     <w:p>
       <w:r>
-        <w:pict w14:anchorId="73CFD2B6">
+        <w:pict w14:anchorId="0AC10013">
           <v:rect id="_x0000_i1026" style="width:0;height:1.5pt" o:hralign="center" o:hrstd="t" o:hr="t" fillcolor="#a0a0a0" stroked="f"/>
         </w:pict>
       </w:r>
@@ -459,7 +515,6 @@
       <w:bookmarkStart w:id="3" w:name="_y5xvjtjpt1a9" w:colFirst="0" w:colLast="0"/>
       <w:bookmarkEnd w:id="3"/>
       <w:r>
-        <w:lastRenderedPageBreak/>
         <w:t>📝 Example</w:t>
       </w:r>
     </w:p>
@@ -469,51 +524,77 @@
       </w:pPr>
       <w:r>
         <w:rPr>
-          <w:b/>
-          <w:shd w:val="clear" w:color="auto" w:fill="B7B7B7"/>
-        </w:rPr>
-        <w:t># Source</w:t>
-      </w:r>
-      <w:r>
-        <w:rPr>
-          <w:shd w:val="clear" w:color="auto" w:fill="B7B7B7"/>
-        </w:rPr>
-        <w:t xml:space="preserve">: </w:t>
-      </w:r>
-      <w:r>
-        <w:rPr>
-          <w:b/>
-          <w:shd w:val="clear" w:color="auto" w:fill="B7B7B7"/>
-        </w:rPr>
-        <w:t xml:space="preserve">Chatgpt </w:t>
-      </w:r>
-      <w:r>
-        <w:rPr>
-          <w:b/>
-          <w:sz w:val="14"/>
-          <w:szCs w:val="14"/>
-          <w:shd w:val="clear" w:color="auto" w:fill="B7B7B7"/>
-        </w:rPr>
-        <w:t>(GPT</w:t>
-      </w:r>
-      <w:r>
-        <w:rPr>
-          <w:rFonts w:ascii="Cambria Math" w:hAnsi="Cambria Math" w:cs="Cambria Math"/>
-          <w:b/>
-          <w:sz w:val="14"/>
-          <w:szCs w:val="14"/>
-          <w:shd w:val="clear" w:color="auto" w:fill="B7B7B7"/>
+          <w:rFonts w:ascii="Arial" w:eastAsia="Arial" w:hAnsi="Arial" w:cs="Arial"/>
+          <w:b/>
+          <w:color w:val="000000"/>
+          <w:sz w:val="18"/>
+          <w:highlight w:val="lightGray"/>
+        </w:rPr>
+        <w:t># Source: AI Source: Provided by: [Data Path</w:t>
+      </w:r>
+      <w:r>
+        <w:rPr>
+          <w:rFonts w:ascii="Arial" w:eastAsia="Arial" w:hAnsi="Arial" w:cs="Arial"/>
+          <w:color w:val="000000"/>
+          <w:sz w:val="18"/>
+          <w:highlight w:val="lightGray"/>
+        </w:rPr>
+        <w:t xml:space="preserve">: Persons Table -&gt; ID Column: 1, Name_En Column: Motasem Essam] -&gt; </w:t>
+      </w:r>
+      <w:r>
+        <w:rPr>
+          <w:rFonts w:ascii="Arial" w:eastAsia="Arial" w:hAnsi="Arial" w:cs="Arial"/>
+          <w:b/>
+          <w:color w:val="000000"/>
+          <w:sz w:val="18"/>
+          <w:highlight w:val="lightGray"/>
+        </w:rPr>
+        <w:t>From:</w:t>
+      </w:r>
+      <w:r>
+        <w:rPr>
+          <w:rFonts w:ascii="Arial" w:eastAsia="Arial" w:hAnsi="Arial" w:cs="Arial"/>
+          <w:color w:val="000000"/>
+          <w:sz w:val="18"/>
+          <w:highlight w:val="lightGray"/>
+        </w:rPr>
+        <w:t xml:space="preserve"> [Chatgpt (GPT</w:t>
+      </w:r>
+      <w:r>
+        <w:rPr>
+          <w:rFonts w:ascii="Arial" w:eastAsia="Arial" w:hAnsi="Arial" w:cs="Cambria Math"/>
+          <w:color w:val="000000"/>
+          <w:sz w:val="18"/>
+          <w:highlight w:val="lightGray"/>
         </w:rPr>
         <w:t>‑</w:t>
       </w:r>
       <w:r>
         <w:rPr>
-          <w:b/>
-          <w:sz w:val="14"/>
-          <w:szCs w:val="14"/>
-          <w:shd w:val="clear" w:color="auto" w:fill="B7B7B7"/>
-        </w:rPr>
-        <w:t>5 Mini) at [8/18/2025]</w:t>
+          <w:rFonts w:ascii="Arial" w:eastAsia="Arial" w:hAnsi="Arial" w:cs="Arial"/>
+          <w:color w:val="000000"/>
+          <w:sz w:val="18"/>
+          <w:highlight w:val="lightGray"/>
+        </w:rPr>
+        <w:t xml:space="preserve">5 Mini)] </w:t>
+      </w:r>
+      <w:r>
+        <w:rPr>
+          <w:rFonts w:ascii="Arial" w:eastAsia="Arial" w:hAnsi="Arial" w:cs="Arial"/>
+          <w:b/>
+          <w:color w:val="000000"/>
+          <w:sz w:val="18"/>
+          <w:highlight w:val="lightGray"/>
+        </w:rPr>
+        <w:t>on</w:t>
+      </w:r>
+      <w:r>
+        <w:rPr>
+          <w:rFonts w:ascii="Arial" w:eastAsia="Arial" w:hAnsi="Arial"/>
+          <w:sz w:val="18"/>
+          <w:highlight w:val="lightGray"/>
+        </w:rPr>
+        <w:t xml:space="preserve"> [8/18/2025]</w:t>
       </w:r>
     </w:p>
     <w:p>
@@ -522,7 +603,7 @@
           <w:ilvl w:val="0"/>
           <w:numId w:val="1"/>
         </w:numPr>
-        <w:spacing w:before="240"/>
+        <w:spacing w:before="240" w:after="0" w:line="276" w:lineRule="auto"/>
       </w:pPr>
       <w:r>
         <w:rPr>
@@ -550,6 +631,7 @@
           <w:ilvl w:val="0"/>
           <w:numId w:val="1"/>
         </w:numPr>
+        <w:spacing w:after="0" w:line="276" w:lineRule="auto"/>
       </w:pPr>
       <w:r>
         <w:rPr>
@@ -577,6 +659,7 @@
           <w:ilvl w:val="0"/>
           <w:numId w:val="1"/>
         </w:numPr>
+        <w:spacing w:after="0" w:line="276" w:lineRule="auto"/>
       </w:pPr>
       <w:r>
         <w:rPr>
@@ -604,6 +687,7 @@
           <w:ilvl w:val="0"/>
           <w:numId w:val="1"/>
         </w:numPr>
+        <w:spacing w:after="0" w:line="276" w:lineRule="auto"/>
       </w:pPr>
       <w:r>
         <w:rPr>
@@ -631,7 +715,7 @@
           <w:ilvl w:val="0"/>
           <w:numId w:val="1"/>
         </w:numPr>
-        <w:spacing w:after="240"/>
+        <w:spacing w:after="240" w:line="276" w:lineRule="auto"/>
       </w:pPr>
       <w:r>
         <w:rPr>
@@ -668,7 +752,7 @@
     </w:p>
     <w:p>
       <w:r>
-        <w:pict w14:anchorId="06D391AC">
+        <w:pict w14:anchorId="292C8017">
           <v:rect id="_x0000_i1027" style="width:0;height:1.5pt" o:hralign="center" o:hrstd="t" o:hr="t" fillcolor="#a0a0a0" stroked="f"/>
         </w:pict>
       </w:r>
@@ -689,51 +773,77 @@
       </w:pPr>
       <w:r>
         <w:rPr>
-          <w:b/>
-          <w:shd w:val="clear" w:color="auto" w:fill="B7B7B7"/>
-        </w:rPr>
-        <w:t># Source</w:t>
-      </w:r>
-      <w:r>
-        <w:rPr>
-          <w:shd w:val="clear" w:color="auto" w:fill="B7B7B7"/>
-        </w:rPr>
-        <w:t xml:space="preserve">: </w:t>
-      </w:r>
-      <w:r>
-        <w:rPr>
-          <w:b/>
-          <w:shd w:val="clear" w:color="auto" w:fill="B7B7B7"/>
-        </w:rPr>
-        <w:t xml:space="preserve">Chatgpt </w:t>
-      </w:r>
-      <w:r>
-        <w:rPr>
-          <w:b/>
-          <w:sz w:val="14"/>
-          <w:szCs w:val="14"/>
-          <w:shd w:val="clear" w:color="auto" w:fill="B7B7B7"/>
-        </w:rPr>
-        <w:t>(GPT</w:t>
-      </w:r>
-      <w:r>
-        <w:rPr>
-          <w:rFonts w:ascii="Cambria Math" w:hAnsi="Cambria Math" w:cs="Cambria Math"/>
-          <w:b/>
-          <w:sz w:val="14"/>
-          <w:szCs w:val="14"/>
-          <w:shd w:val="clear" w:color="auto" w:fill="B7B7B7"/>
+          <w:rFonts w:ascii="Arial" w:eastAsia="Arial" w:hAnsi="Arial" w:cs="Arial"/>
+          <w:b/>
+          <w:color w:val="000000"/>
+          <w:sz w:val="18"/>
+          <w:highlight w:val="lightGray"/>
+        </w:rPr>
+        <w:t># Source: AI Source: Provided by: [Data Path</w:t>
+      </w:r>
+      <w:r>
+        <w:rPr>
+          <w:rFonts w:ascii="Arial" w:eastAsia="Arial" w:hAnsi="Arial" w:cs="Arial"/>
+          <w:color w:val="000000"/>
+          <w:sz w:val="18"/>
+          <w:highlight w:val="lightGray"/>
+        </w:rPr>
+        <w:t xml:space="preserve">: Persons Table -&gt; ID Column: 1, Name_En Column: Motasem Essam] -&gt; </w:t>
+      </w:r>
+      <w:r>
+        <w:rPr>
+          <w:rFonts w:ascii="Arial" w:eastAsia="Arial" w:hAnsi="Arial" w:cs="Arial"/>
+          <w:b/>
+          <w:color w:val="000000"/>
+          <w:sz w:val="18"/>
+          <w:highlight w:val="lightGray"/>
+        </w:rPr>
+        <w:t>From:</w:t>
+      </w:r>
+      <w:r>
+        <w:rPr>
+          <w:rFonts w:ascii="Arial" w:eastAsia="Arial" w:hAnsi="Arial" w:cs="Arial"/>
+          <w:color w:val="000000"/>
+          <w:sz w:val="18"/>
+          <w:highlight w:val="lightGray"/>
+        </w:rPr>
+        <w:t xml:space="preserve"> [Chatgpt (GPT</w:t>
+      </w:r>
+      <w:r>
+        <w:rPr>
+          <w:rFonts w:ascii="Arial" w:eastAsia="Arial" w:hAnsi="Arial" w:cs="Cambria Math"/>
+          <w:color w:val="000000"/>
+          <w:sz w:val="18"/>
+          <w:highlight w:val="lightGray"/>
         </w:rPr>
         <w:t>‑</w:t>
       </w:r>
       <w:r>
         <w:rPr>
-          <w:b/>
-          <w:sz w:val="14"/>
-          <w:szCs w:val="14"/>
-          <w:shd w:val="clear" w:color="auto" w:fill="B7B7B7"/>
-        </w:rPr>
-        <w:t>5 Mini) at [8/18/2025]</w:t>
+          <w:rFonts w:ascii="Arial" w:eastAsia="Arial" w:hAnsi="Arial" w:cs="Arial"/>
+          <w:color w:val="000000"/>
+          <w:sz w:val="18"/>
+          <w:highlight w:val="lightGray"/>
+        </w:rPr>
+        <w:t xml:space="preserve">5 Mini)] </w:t>
+      </w:r>
+      <w:r>
+        <w:rPr>
+          <w:rFonts w:ascii="Arial" w:eastAsia="Arial" w:hAnsi="Arial" w:cs="Arial"/>
+          <w:b/>
+          <w:color w:val="000000"/>
+          <w:sz w:val="18"/>
+          <w:highlight w:val="lightGray"/>
+        </w:rPr>
+        <w:t>on</w:t>
+      </w:r>
+      <w:r>
+        <w:rPr>
+          <w:rFonts w:ascii="Arial" w:eastAsia="Arial" w:hAnsi="Arial"/>
+          <w:sz w:val="18"/>
+          <w:highlight w:val="lightGray"/>
+        </w:rPr>
+        <w:t xml:space="preserve"> [8/18/2025]</w:t>
       </w:r>
     </w:p>
     <w:p>
@@ -742,7 +852,7 @@
           <w:ilvl w:val="0"/>
           <w:numId w:val="4"/>
         </w:numPr>
-        <w:spacing w:before="240"/>
+        <w:spacing w:before="240" w:after="0" w:line="276" w:lineRule="auto"/>
       </w:pPr>
       <w:r>
         <w:rPr>
@@ -776,6 +886,7 @@
           <w:ilvl w:val="0"/>
           <w:numId w:val="4"/>
         </w:numPr>
+        <w:spacing w:after="0" w:line="276" w:lineRule="auto"/>
       </w:pPr>
       <w:r>
         <w:rPr>
@@ -809,7 +920,7 @@
           <w:ilvl w:val="0"/>
           <w:numId w:val="4"/>
         </w:numPr>
-        <w:spacing w:after="240"/>
+        <w:spacing w:after="240" w:line="276" w:lineRule="auto"/>
       </w:pPr>
       <w:r>
         <w:rPr>
@@ -839,7 +950,7 @@
     </w:p>
     <w:p>
       <w:r>
-        <w:pict w14:anchorId="7D882934">
+        <w:pict w14:anchorId="2B3ACC1F">
           <v:rect id="_x0000_i1028" style="width:0;height:1.5pt" o:hralign="center" o:hrstd="t" o:hr="t" fillcolor="#a0a0a0" stroked="f"/>
         </w:pict>
       </w:r>
@@ -872,51 +983,77 @@
       </w:pPr>
       <w:r>
         <w:rPr>
-          <w:b/>
-          <w:shd w:val="clear" w:color="auto" w:fill="B7B7B7"/>
-        </w:rPr>
-        <w:t># Source</w:t>
-      </w:r>
-      <w:r>
-        <w:rPr>
-          <w:shd w:val="clear" w:color="auto" w:fill="B7B7B7"/>
-        </w:rPr>
-        <w:t xml:space="preserve">: </w:t>
-      </w:r>
-      <w:r>
-        <w:rPr>
-          <w:b/>
-          <w:shd w:val="clear" w:color="auto" w:fill="B7B7B7"/>
-        </w:rPr>
-        <w:t xml:space="preserve">Chatgpt </w:t>
-      </w:r>
-      <w:r>
-        <w:rPr>
-          <w:b/>
-          <w:sz w:val="14"/>
-          <w:szCs w:val="14"/>
-          <w:shd w:val="clear" w:color="auto" w:fill="B7B7B7"/>
-        </w:rPr>
-        <w:t>(GPT</w:t>
-      </w:r>
-      <w:r>
-        <w:rPr>
-          <w:rFonts w:ascii="Cambria Math" w:hAnsi="Cambria Math" w:cs="Cambria Math"/>
-          <w:b/>
-          <w:sz w:val="14"/>
-          <w:szCs w:val="14"/>
-          <w:shd w:val="clear" w:color="auto" w:fill="B7B7B7"/>
+          <w:rFonts w:ascii="Arial" w:eastAsia="Arial" w:hAnsi="Arial" w:cs="Arial"/>
+          <w:b/>
+          <w:color w:val="000000"/>
+          <w:sz w:val="18"/>
+          <w:highlight w:val="lightGray"/>
+        </w:rPr>
+        <w:t># Source: AI Source: Provided by: [Data Path</w:t>
+      </w:r>
+      <w:r>
+        <w:rPr>
+          <w:rFonts w:ascii="Arial" w:eastAsia="Arial" w:hAnsi="Arial" w:cs="Arial"/>
+          <w:color w:val="000000"/>
+          <w:sz w:val="18"/>
+          <w:highlight w:val="lightGray"/>
+        </w:rPr>
+        <w:t xml:space="preserve">: Persons Table -&gt; ID Column: 1, Name_En Column: Motasem Essam] -&gt; </w:t>
+      </w:r>
+      <w:r>
+        <w:rPr>
+          <w:rFonts w:ascii="Arial" w:eastAsia="Arial" w:hAnsi="Arial" w:cs="Arial"/>
+          <w:b/>
+          <w:color w:val="000000"/>
+          <w:sz w:val="18"/>
+          <w:highlight w:val="lightGray"/>
+        </w:rPr>
+        <w:t>From:</w:t>
+      </w:r>
+      <w:r>
+        <w:rPr>
+          <w:rFonts w:ascii="Arial" w:eastAsia="Arial" w:hAnsi="Arial" w:cs="Arial"/>
+          <w:color w:val="000000"/>
+          <w:sz w:val="18"/>
+          <w:highlight w:val="lightGray"/>
+        </w:rPr>
+        <w:t xml:space="preserve"> [Chatgpt (GPT</w:t>
+      </w:r>
+      <w:r>
+        <w:rPr>
+          <w:rFonts w:ascii="Arial" w:eastAsia="Arial" w:hAnsi="Arial" w:cs="Cambria Math"/>
+          <w:color w:val="000000"/>
+          <w:sz w:val="18"/>
+          <w:highlight w:val="lightGray"/>
         </w:rPr>
         <w:t>‑</w:t>
       </w:r>
       <w:r>
         <w:rPr>
-          <w:b/>
-          <w:sz w:val="14"/>
-          <w:szCs w:val="14"/>
-          <w:shd w:val="clear" w:color="auto" w:fill="B7B7B7"/>
-        </w:rPr>
-        <w:t>5 Mini) at [8/18/2025]</w:t>
+          <w:rFonts w:ascii="Arial" w:eastAsia="Arial" w:hAnsi="Arial" w:cs="Arial"/>
+          <w:color w:val="000000"/>
+          <w:sz w:val="18"/>
+          <w:highlight w:val="lightGray"/>
+        </w:rPr>
+        <w:t xml:space="preserve">5 Mini)] </w:t>
+      </w:r>
+      <w:r>
+        <w:rPr>
+          <w:rFonts w:ascii="Arial" w:eastAsia="Arial" w:hAnsi="Arial" w:cs="Arial"/>
+          <w:b/>
+          <w:color w:val="000000"/>
+          <w:sz w:val="18"/>
+          <w:highlight w:val="lightGray"/>
+        </w:rPr>
+        <w:t>on</w:t>
+      </w:r>
+      <w:r>
+        <w:rPr>
+          <w:rFonts w:ascii="Arial" w:eastAsia="Arial" w:hAnsi="Arial"/>
+          <w:sz w:val="18"/>
+          <w:highlight w:val="lightGray"/>
+        </w:rPr>
+        <w:t xml:space="preserve"> [8/18/2025]</w:t>
       </w:r>
     </w:p>
     <w:p>
@@ -925,7 +1062,7 @@
           <w:ilvl w:val="0"/>
           <w:numId w:val="5"/>
         </w:numPr>
-        <w:spacing w:before="240"/>
+        <w:spacing w:before="240" w:after="0" w:line="276" w:lineRule="auto"/>
       </w:pPr>
       <w:r>
         <w:rPr>
@@ -959,6 +1096,7 @@
           <w:ilvl w:val="0"/>
           <w:numId w:val="5"/>
         </w:numPr>
+        <w:spacing w:after="0" w:line="276" w:lineRule="auto"/>
       </w:pPr>
       <w:r>
         <w:rPr>
@@ -1005,7 +1143,7 @@
           <w:ilvl w:val="0"/>
           <w:numId w:val="5"/>
         </w:numPr>
-        <w:spacing w:after="240"/>
+        <w:spacing w:after="240" w:line="276" w:lineRule="auto"/>
       </w:pPr>
       <w:r>
         <w:rPr>
@@ -1035,7 +1173,7 @@
     </w:p>
     <w:p>
       <w:r>
-        <w:pict w14:anchorId="6BA1B928">
+        <w:pict w14:anchorId="09B58BF8">
           <v:rect id="_x0000_i1029" style="width:0;height:1.5pt" o:hralign="center" o:hrstd="t" o:hr="t" fillcolor="#a0a0a0" stroked="f"/>
         </w:pict>
       </w:r>
@@ -1048,7 +1186,6 @@
         <w:rPr>
           <w:rFonts w:ascii="Roboto Mono" w:eastAsia="Roboto Mono" w:hAnsi="Roboto Mono" w:cs="Roboto Mono"/>
         </w:rPr>
-        <w:lastRenderedPageBreak/>
         <w:t xml:space="preserve">👉 In short: </w:t>
       </w:r>
       <w:r>
@@ -1059,12 +1196,13 @@
         <w:t>Defect Closure = Officially marking a defect as resolved and finished after successful retesting and verification.</w:t>
       </w:r>
     </w:p>
+    <w:p/>
     <w:p/>
     <w:sectPr>
       <w:pgSz w:w="12240" w:h="15840"/>
       <w:pgMar w:top="1440" w:right="1440" w:bottom="1440" w:left="1440" w:header="720" w:footer="720" w:gutter="0"/>
-      <w:pgNumType w:start="1"/>
       <w:cols w:space="720"/>
+      <w:docGrid w:linePitch="360"/>
     </w:sectPr>
   </w:body>
 </w:document>
@@ -2055,18 +2193,6 @@
   <w:style w:type="paragraph" w:default="1" w:styleId="Normal">
     <w:name w:val="Normal"/>
     <w:qFormat/>
-    <w:rsid w:val="00AC6792"/>
-    <w:pPr>
-      <w:spacing w:after="0" w:line="276" w:lineRule="auto"/>
-    </w:pPr>
-    <w:rPr>
-      <w:rFonts w:ascii="Arial" w:eastAsia="Arial" w:hAnsi="Arial" w:cs="Arial"/>
-      <w:kern w:val="0"/>
-      <w:sz w:val="22"/>
-      <w:szCs w:val="22"/>
-      <w:lang w:val="en"/>
-      <w14:ligatures w14:val="none"/>
-    </w:rPr>
   </w:style>
   <w:style w:type="paragraph" w:styleId="Heading1">
     <w:name w:val="heading 1"/>
@@ -2075,7 +2201,7 @@
     <w:link w:val="Heading1Char"/>
     <w:uiPriority w:val="9"/>
     <w:qFormat/>
-    <w:rsid w:val="008E2BB6"/>
+    <w:rsid w:val="00374353"/>
     <w:pPr>
       <w:keepNext/>
       <w:keepLines/>
@@ -2097,7 +2223,7 @@
     <w:uiPriority w:val="9"/>
     <w:unhideWhenUsed/>
     <w:qFormat/>
-    <w:rsid w:val="008E2BB6"/>
+    <w:rsid w:val="00374353"/>
     <w:pPr>
       <w:keepNext/>
       <w:keepLines/>
@@ -2120,7 +2246,7 @@
     <w:semiHidden/>
     <w:unhideWhenUsed/>
     <w:qFormat/>
-    <w:rsid w:val="008E2BB6"/>
+    <w:rsid w:val="00374353"/>
     <w:pPr>
       <w:keepNext/>
       <w:keepLines/>
@@ -2143,7 +2269,7 @@
     <w:semiHidden/>
     <w:unhideWhenUsed/>
     <w:qFormat/>
-    <w:rsid w:val="008E2BB6"/>
+    <w:rsid w:val="00374353"/>
     <w:pPr>
       <w:keepNext/>
       <w:keepLines/>
@@ -2166,7 +2292,7 @@
     <w:semiHidden/>
     <w:unhideWhenUsed/>
     <w:qFormat/>
-    <w:rsid w:val="008E2BB6"/>
+    <w:rsid w:val="00374353"/>
     <w:pPr>
       <w:keepNext/>
       <w:keepLines/>
@@ -2187,11 +2313,11 @@
     <w:semiHidden/>
     <w:unhideWhenUsed/>
     <w:qFormat/>
-    <w:rsid w:val="008E2BB6"/>
+    <w:rsid w:val="00374353"/>
     <w:pPr>
       <w:keepNext/>
       <w:keepLines/>
-      <w:spacing w:before="40"/>
+      <w:spacing w:before="40" w:after="0"/>
       <w:outlineLvl w:val="5"/>
     </w:pPr>
     <w:rPr>
@@ -2210,11 +2336,11 @@
     <w:semiHidden/>
     <w:unhideWhenUsed/>
     <w:qFormat/>
-    <w:rsid w:val="008E2BB6"/>
+    <w:rsid w:val="00374353"/>
     <w:pPr>
       <w:keepNext/>
       <w:keepLines/>
-      <w:spacing w:before="40"/>
+      <w:spacing w:before="40" w:after="0"/>
       <w:outlineLvl w:val="6"/>
     </w:pPr>
     <w:rPr>
@@ -2231,10 +2357,11 @@
     <w:semiHidden/>
     <w:unhideWhenUsed/>
     <w:qFormat/>
-    <w:rsid w:val="008E2BB6"/>
+    <w:rsid w:val="00374353"/>
     <w:pPr>
       <w:keepNext/>
       <w:keepLines/>
+      <w:spacing w:after="0"/>
       <w:outlineLvl w:val="7"/>
     </w:pPr>
     <w:rPr>
@@ -2253,10 +2380,11 @@
     <w:semiHidden/>
     <w:unhideWhenUsed/>
     <w:qFormat/>
-    <w:rsid w:val="008E2BB6"/>
+    <w:rsid w:val="00374353"/>
     <w:pPr>
       <w:keepNext/>
       <w:keepLines/>
+      <w:spacing w:after="0"/>
       <w:outlineLvl w:val="8"/>
     </w:pPr>
     <w:rPr>
@@ -2296,7 +2424,7 @@
     <w:basedOn w:val="DefaultParagraphFont"/>
     <w:link w:val="Heading1"/>
     <w:uiPriority w:val="9"/>
-    <w:rsid w:val="008E2BB6"/>
+    <w:rsid w:val="00374353"/>
     <w:rPr>
       <w:rFonts w:asciiTheme="majorHAnsi" w:eastAsiaTheme="majorEastAsia" w:hAnsiTheme="majorHAnsi" w:cstheme="majorBidi"/>
       <w:color w:val="2F5496" w:themeColor="accent1" w:themeShade="BF"/>
@@ -2309,7 +2437,7 @@
     <w:basedOn w:val="DefaultParagraphFont"/>
     <w:link w:val="Heading2"/>
     <w:uiPriority w:val="9"/>
-    <w:rsid w:val="008E2BB6"/>
+    <w:rsid w:val="00374353"/>
     <w:rPr>
       <w:rFonts w:asciiTheme="majorHAnsi" w:eastAsiaTheme="majorEastAsia" w:hAnsiTheme="majorHAnsi" w:cstheme="majorBidi"/>
       <w:color w:val="2F5496" w:themeColor="accent1" w:themeShade="BF"/>
@@ -2323,7 +2451,7 @@
     <w:link w:val="Heading3"/>
     <w:uiPriority w:val="9"/>
     <w:semiHidden/>
-    <w:rsid w:val="008E2BB6"/>
+    <w:rsid w:val="00374353"/>
     <w:rPr>
       <w:rFonts w:eastAsiaTheme="majorEastAsia" w:cstheme="majorBidi"/>
       <w:color w:val="2F5496" w:themeColor="accent1" w:themeShade="BF"/>
@@ -2337,7 +2465,7 @@
     <w:link w:val="Heading4"/>
     <w:uiPriority w:val="9"/>
     <w:semiHidden/>
-    <w:rsid w:val="008E2BB6"/>
+    <w:rsid w:val="00374353"/>
     <w:rPr>
       <w:rFonts w:eastAsiaTheme="majorEastAsia" w:cstheme="majorBidi"/>
       <w:i/>
@@ -2351,7 +2479,7 @@
     <w:link w:val="Heading5"/>
     <w:uiPriority w:val="9"/>
     <w:semiHidden/>
-    <w:rsid w:val="008E2BB6"/>
+    <w:rsid w:val="00374353"/>
     <w:rPr>
       <w:rFonts w:eastAsiaTheme="majorEastAsia" w:cstheme="majorBidi"/>
       <w:color w:val="2F5496" w:themeColor="accent1" w:themeShade="BF"/>
@@ -2363,7 +2491,7 @@
     <w:link w:val="Heading6"/>
     <w:uiPriority w:val="9"/>
     <w:semiHidden/>
-    <w:rsid w:val="008E2BB6"/>
+    <w:rsid w:val="00374353"/>
     <w:rPr>
       <w:rFonts w:eastAsiaTheme="majorEastAsia" w:cstheme="majorBidi"/>
       <w:i/>
@@ -2377,7 +2505,7 @@
     <w:link w:val="Heading7"/>
     <w:uiPriority w:val="9"/>
     <w:semiHidden/>
-    <w:rsid w:val="008E2BB6"/>
+    <w:rsid w:val="00374353"/>
     <w:rPr>
       <w:rFonts w:eastAsiaTheme="majorEastAsia" w:cstheme="majorBidi"/>
       <w:color w:val="595959" w:themeColor="text1" w:themeTint="A6"/>
@@ -2389,7 +2517,7 @@
     <w:link w:val="Heading8"/>
     <w:uiPriority w:val="9"/>
     <w:semiHidden/>
-    <w:rsid w:val="008E2BB6"/>
+    <w:rsid w:val="00374353"/>
     <w:rPr>
       <w:rFonts w:eastAsiaTheme="majorEastAsia" w:cstheme="majorBidi"/>
       <w:i/>
@@ -2403,7 +2531,7 @@
     <w:link w:val="Heading9"/>
     <w:uiPriority w:val="9"/>
     <w:semiHidden/>
-    <w:rsid w:val="008E2BB6"/>
+    <w:rsid w:val="00374353"/>
     <w:rPr>
       <w:rFonts w:eastAsiaTheme="majorEastAsia" w:cstheme="majorBidi"/>
       <w:color w:val="272727" w:themeColor="text1" w:themeTint="D8"/>
@@ -2416,7 +2544,7 @@
     <w:link w:val="TitleChar"/>
     <w:uiPriority w:val="10"/>
     <w:qFormat/>
-    <w:rsid w:val="008E2BB6"/>
+    <w:rsid w:val="00374353"/>
     <w:pPr>
       <w:spacing w:after="80" w:line="240" w:lineRule="auto"/>
       <w:contextualSpacing/>
@@ -2434,7 +2562,7 @@
     <w:basedOn w:val="DefaultParagraphFont"/>
     <w:link w:val="Title"/>
     <w:uiPriority w:val="10"/>
-    <w:rsid w:val="008E2BB6"/>
+    <w:rsid w:val="00374353"/>
     <w:rPr>
       <w:rFonts w:asciiTheme="majorHAnsi" w:eastAsiaTheme="majorEastAsia" w:hAnsiTheme="majorHAnsi" w:cstheme="majorBidi"/>
       <w:spacing w:val="-10"/>
@@ -2450,7 +2578,7 @@
     <w:link w:val="SubtitleChar"/>
     <w:uiPriority w:val="11"/>
     <w:qFormat/>
-    <w:rsid w:val="008E2BB6"/>
+    <w:rsid w:val="00374353"/>
     <w:pPr>
       <w:numPr>
         <w:ilvl w:val="1"/>
@@ -2469,7 +2597,7 @@
     <w:basedOn w:val="DefaultParagraphFont"/>
     <w:link w:val="Subtitle"/>
     <w:uiPriority w:val="11"/>
-    <w:rsid w:val="008E2BB6"/>
+    <w:rsid w:val="00374353"/>
     <w:rPr>
       <w:rFonts w:eastAsiaTheme="majorEastAsia" w:cstheme="majorBidi"/>
       <w:color w:val="595959" w:themeColor="text1" w:themeTint="A6"/>
@@ -2485,7 +2613,7 @@
     <w:link w:val="QuoteChar"/>
     <w:uiPriority w:val="29"/>
     <w:qFormat/>
-    <w:rsid w:val="008E2BB6"/>
+    <w:rsid w:val="00374353"/>
     <w:pPr>
       <w:spacing w:before="160"/>
       <w:jc w:val="center"/>
@@ -2501,7 +2629,7 @@
     <w:basedOn w:val="DefaultParagraphFont"/>
     <w:link w:val="Quote"/>
     <w:uiPriority w:val="29"/>
-    <w:rsid w:val="008E2BB6"/>
+    <w:rsid w:val="00374353"/>
     <w:rPr>
       <w:i/>
       <w:iCs/>
@@ -2513,7 +2641,7 @@
     <w:basedOn w:val="Normal"/>
     <w:uiPriority w:val="34"/>
     <w:qFormat/>
-    <w:rsid w:val="008E2BB6"/>
+    <w:rsid w:val="00374353"/>
     <w:pPr>
       <w:ind w:left="720"/>
       <w:contextualSpacing/>
@@ -2524,7 +2652,7 @@
     <w:basedOn w:val="DefaultParagraphFont"/>
     <w:uiPriority w:val="21"/>
     <w:qFormat/>
-    <w:rsid w:val="008E2BB6"/>
+    <w:rsid w:val="00374353"/>
     <w:rPr>
       <w:i/>
       <w:iCs/>
@@ -2538,7 +2666,7 @@
     <w:link w:val="IntenseQuoteChar"/>
     <w:uiPriority w:val="30"/>
     <w:qFormat/>
-    <w:rsid w:val="008E2BB6"/>
+    <w:rsid w:val="00374353"/>
     <w:pPr>
       <w:pBdr>
         <w:top w:val="single" w:sz="4" w:space="10" w:color="2F5496" w:themeColor="accent1" w:themeShade="BF"/>
@@ -2559,7 +2687,7 @@
     <w:basedOn w:val="DefaultParagraphFont"/>
     <w:link w:val="IntenseQuote"/>
     <w:uiPriority w:val="30"/>
-    <w:rsid w:val="008E2BB6"/>
+    <w:rsid w:val="00374353"/>
     <w:rPr>
       <w:i/>
       <w:iCs/>
@@ -2571,7 +2699,7 @@
     <w:basedOn w:val="DefaultParagraphFont"/>
     <w:uiPriority w:val="32"/>
     <w:qFormat/>
-    <w:rsid w:val="008E2BB6"/>
+    <w:rsid w:val="00374353"/>
     <w:rPr>
       <w:b/>
       <w:bCs/>
